--- a/template/surat Kesediaan Tim Penelaah Proposal TEMPLATE.docx
+++ b/template/surat Kesediaan Tim Penelaah Proposal TEMPLATE.docx
@@ -637,19 +637,7 @@
         <w:rPr>
           <w:spacing w:val="-2"/>
         </w:rPr>
-        <w:t>2397/IT1.C05.1/DA.05/2023</w:t>
-      </w:r>
-      <w:r>
-        <w:rPr>
-          <w:spacing w:val="-2"/>
-        </w:rPr>
-        <w:t xml:space="preserve"> ini ambil dari </w:t>
-      </w:r>
-      <w:r>
-        <w:rPr>
-          <w:spacing w:val="-2"/>
-        </w:rPr>
-        <w:t>no surat penelaah</w:t>
+        <w:t>${no_surat}</w:t>
       </w:r>
       <w:r>
         <w:tab/>

--- a/template/surat Kesediaan Tim Penelaah Proposal TEMPLATE.docx
+++ b/template/surat Kesediaan Tim Penelaah Proposal TEMPLATE.docx
@@ -637,7 +637,19 @@
         <w:rPr>
           <w:spacing w:val="-2"/>
         </w:rPr>
-        <w:t>${no_surat}</w:t>
+        <w:t>2397/IT1.C05.1/DA.05/2023</w:t>
+      </w:r>
+      <w:r>
+        <w:rPr>
+          <w:spacing w:val="-2"/>
+        </w:rPr>
+        <w:t xml:space="preserve"> ini ambil dari </w:t>
+      </w:r>
+      <w:r>
+        <w:rPr>
+          <w:spacing w:val="-2"/>
+        </w:rPr>
+        <w:t>no surat penelaah</w:t>
       </w:r>
       <w:r>
         <w:tab/>

--- a/template/surat Kesediaan Tim Penelaah Proposal TEMPLATE.docx
+++ b/template/surat Kesediaan Tim Penelaah Proposal TEMPLATE.docx
@@ -508,7 +508,7 @@
           </mc:Choice>
           <mc:Fallback>
             <w:pict>
-              <v:shape w14:anchorId="60F5AB31" id="Graphic 2" o:spid="_x0000_s1026" style="position:absolute;margin-left:67.9pt;margin-top:12.35pt;width:470.55pt;height:3pt;z-index:-15728640;visibility:visible;mso-wrap-style:square;mso-wrap-distance-left:0;mso-wrap-distance-top:0;mso-wrap-distance-right:0;mso-wrap-distance-bottom:0;mso-position-horizontal:absolute;mso-position-horizontal-relative:page;mso-position-vertical:absolute;mso-position-vertical-relative:text;v-text-anchor:top" coordsize="5975985,38100" o:gfxdata="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" path="m5975985,25400l,25400,,38100r5975985,l5975985,25400xem5975985,l,,,12700r5975985,l5975985,xe" fillcolor="black" stroked="f">
+              <v:shape w14:anchorId="68B1DA79" id="Graphic 2" o:spid="_x0000_s1026" style="position:absolute;margin-left:67.9pt;margin-top:12.35pt;width:470.55pt;height:3pt;z-index:-15728640;visibility:visible;mso-wrap-style:square;mso-wrap-distance-left:0;mso-wrap-distance-top:0;mso-wrap-distance-right:0;mso-wrap-distance-bottom:0;mso-position-horizontal:absolute;mso-position-horizontal-relative:page;mso-position-vertical:absolute;mso-position-vertical-relative:text;v-text-anchor:top" coordsize="5975985,38100" o:gfxdata="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" path="m5975985,25400l,25400,,38100r5975985,l5975985,25400xem5975985,l,,,12700r5975985,l5975985,xe" fillcolor="black" stroked="f">
                 <v:path arrowok="t"/>
                 <w10:wrap type="topAndBottom" anchorx="page"/>
               </v:shape>
@@ -1734,54 +1734,6 @@
         <w:ind w:left="6099"/>
       </w:pPr>
       <w:r>
-        <w:rPr>
-          <w:noProof/>
-        </w:rPr>
-        <w:drawing>
-          <wp:anchor distT="0" distB="0" distL="0" distR="0" simplePos="0" relativeHeight="15729664" behindDoc="0" locked="0" layoutInCell="1" allowOverlap="1" wp14:anchorId="3DB6D096" wp14:editId="296CF185">
-            <wp:simplePos x="0" y="0"/>
-            <wp:positionH relativeFrom="page">
-              <wp:posOffset>4978611</wp:posOffset>
-            </wp:positionH>
-            <wp:positionV relativeFrom="paragraph">
-              <wp:posOffset>165364</wp:posOffset>
-            </wp:positionV>
-            <wp:extent cx="820913" cy="784224"/>
-            <wp:effectExtent l="0" t="0" r="0" b="0"/>
-            <wp:wrapNone/>
-            <wp:docPr id="14" name="Image 14"/>
-            <wp:cNvGraphicFramePr>
-              <a:graphicFrameLocks xmlns:a="http://schemas.openxmlformats.org/drawingml/2006/main"/>
-            </wp:cNvGraphicFramePr>
-            <a:graphic xmlns:a="http://schemas.openxmlformats.org/drawingml/2006/main">
-              <a:graphicData uri="http://schemas.openxmlformats.org/drawingml/2006/picture">
-                <pic:pic xmlns:pic="http://schemas.openxmlformats.org/drawingml/2006/picture">
-                  <pic:nvPicPr>
-                    <pic:cNvPr id="14" name="Image 14"/>
-                    <pic:cNvPicPr/>
-                  </pic:nvPicPr>
-                  <pic:blipFill>
-                    <a:blip r:embed="rId10" cstate="print"/>
-                    <a:stretch>
-                      <a:fillRect/>
-                    </a:stretch>
-                  </pic:blipFill>
-                  <pic:spPr>
-                    <a:xfrm>
-                      <a:off x="0" y="0"/>
-                      <a:ext cx="820913" cy="784224"/>
-                    </a:xfrm>
-                    <a:prstGeom prst="rect">
-                      <a:avLst/>
-                    </a:prstGeom>
-                  </pic:spPr>
-                </pic:pic>
-              </a:graphicData>
-            </a:graphic>
-          </wp:anchor>
-        </w:drawing>
-      </w:r>
-      <w:r>
         <w:t>Wakil</w:t>
       </w:r>
       <w:r>
@@ -1836,7 +1788,6 @@
     <w:p>
       <w:pPr>
         <w:pStyle w:val="BodyText"/>
-        <w:spacing w:before="85"/>
         <w:rPr>
           <w:sz w:val="20"/>
         </w:rPr>
@@ -2726,6 +2677,7 @@
   <w:style w:type="character" w:default="1" w:styleId="DefaultParagraphFont">
     <w:name w:val="Default Paragraph Font"/>
     <w:uiPriority w:val="1"/>
+    <w:semiHidden/>
     <w:unhideWhenUsed/>
   </w:style>
   <w:style w:type="table" w:default="1" w:styleId="TableNormal">

--- a/template/surat Kesediaan Tim Penelaah Proposal TEMPLATE.docx
+++ b/template/surat Kesediaan Tim Penelaah Proposal TEMPLATE.docx
@@ -1,6 +1,6 @@
 
 <file path=word/document.xml><?xml version="1.0" encoding="utf-8"?>
-<w:document xmlns:wpc="http://schemas.microsoft.com/office/word/2010/wordprocessingCanvas" xmlns:cx="http://schemas.microsoft.com/office/drawing/2014/chartex" xmlns:cx1="http://schemas.microsoft.com/office/drawing/2015/9/8/chartex" xmlns:cx2="http://schemas.microsoft.com/office/drawing/2015/10/21/chartex" xmlns:cx3="http://schemas.microsoft.com/office/drawing/2016/5/9/chartex" xmlns:cx4="http://schemas.microsoft.com/office/drawing/2016/5/10/chartex" xmlns:cx5="http://schemas.microsoft.com/office/drawing/2016/5/11/chartex" xmlns:cx6="http://schemas.microsoft.com/office/drawing/2016/5/12/chartex" xmlns:cx7="http://schemas.microsoft.com/office/drawing/2016/5/13/chartex" xmlns:cx8="http://schemas.microsoft.com/office/drawing/2016/5/14/chartex" xmlns:mc="http://schemas.openxmlformats.org/markup-compatibility/2006" xmlns:aink="http://schemas.microsoft.com/office/drawing/2016/ink" xmlns:am3d="http://schemas.microsoft.com/office/drawing/2017/model3d" xmlns:o="urn:schemas-microsoft-com:office:office" xmlns:oel="http://schemas.microsoft.com/office/2019/extlst" xmlns:r="http://schemas.openxmlformats.org/officeDocument/2006/relationships" xmlns:m="http://schemas.openxmlformats.org/officeDocument/2006/math" xmlns:v="urn:schemas-microsoft-com:vml" xmlns:wp14="http://schemas.microsoft.com/office/word/2010/wordprocessingDrawing" xmlns:wp="http://schemas.openxmlformats.org/drawingml/2006/wordprocessingDrawing" xmlns:w10="urn:schemas-microsoft-com:office:word" xmlns:w="http://schemas.openxmlformats.org/wordprocessingml/2006/main" xmlns:w14="http://schemas.microsoft.com/office/word/2010/wordml" xmlns:w15="http://schemas.microsoft.com/office/word/2012/wordml" xmlns:w16cei="http://schemas.microsoft.com/office/word/2026/wordml/cei" xmlns:w16cex="http://schemas.microsoft.com/office/word/2018/wordml/cex" xmlns:w16cid="http://schemas.microsoft.com/office/word/2016/wordml/cid" xmlns:w16="http://schemas.microsoft.com/office/word/2018/wordml" xmlns:w16du="http://schemas.microsoft.com/office/word/2023/wordml/word16du" xmlns:w16sdtdh="http://schemas.microsoft.com/office/word/2020/wordml/sdtdatahash" xmlns:w16sdtfl="http://schemas.microsoft.com/office/word/2024/wordml/sdtformatlock" xmlns:w16se="http://schemas.microsoft.com/office/word/2015/wordml/symex" xmlns:wpg="http://schemas.microsoft.com/office/word/2010/wordprocessingGroup" xmlns:wpi="http://schemas.microsoft.com/office/word/2010/wordprocessingInk" xmlns:wne="http://schemas.microsoft.com/office/word/2006/wordml" xmlns:wps="http://schemas.microsoft.com/office/word/2010/wordprocessingShape" mc:Ignorable="w14 w15 w16se w16cid w16 w16cex w16sdtdh w16sdtfl w16du wp14">
+<w:document xmlns:wpc="http://schemas.microsoft.com/office/word/2010/wordprocessingCanvas" xmlns:cx="http://schemas.microsoft.com/office/drawing/2014/chartex" xmlns:cx1="http://schemas.microsoft.com/office/drawing/2015/9/8/chartex" xmlns:cx2="http://schemas.microsoft.com/office/drawing/2015/10/21/chartex" xmlns:cx3="http://schemas.microsoft.com/office/drawing/2016/5/9/chartex" xmlns:cx4="http://schemas.microsoft.com/office/drawing/2016/5/10/chartex" xmlns:cx5="http://schemas.microsoft.com/office/drawing/2016/5/11/chartex" xmlns:cx6="http://schemas.microsoft.com/office/drawing/2016/5/12/chartex" xmlns:cx7="http://schemas.microsoft.com/office/drawing/2016/5/13/chartex" xmlns:cx8="http://schemas.microsoft.com/office/drawing/2016/5/14/chartex" xmlns:mc="http://schemas.openxmlformats.org/markup-compatibility/2006" xmlns:aink="http://schemas.microsoft.com/office/drawing/2016/ink" xmlns:am3d="http://schemas.microsoft.com/office/drawing/2017/model3d" xmlns:o="urn:schemas-microsoft-com:office:office" xmlns:oel="http://schemas.microsoft.com/office/2019/extlst" xmlns:r="http://schemas.openxmlformats.org/officeDocument/2006/relationships" xmlns:m="http://schemas.openxmlformats.org/officeDocument/2006/math" xmlns:v="urn:schemas-microsoft-com:vml" xmlns:wp14="http://schemas.microsoft.com/office/word/2010/wordprocessingDrawing" xmlns:wp="http://schemas.openxmlformats.org/drawingml/2006/wordprocessingDrawing" xmlns:w10="urn:schemas-microsoft-com:office:word" xmlns:w="http://schemas.openxmlformats.org/wordprocessingml/2006/main" xmlns:w14="http://schemas.microsoft.com/office/word/2010/wordml" xmlns:w15="http://schemas.microsoft.com/office/word/2012/wordml" xmlns:w16cex="http://schemas.microsoft.com/office/word/2018/wordml/cex" xmlns:w16cid="http://schemas.microsoft.com/office/word/2016/wordml/cid" xmlns:w16="http://schemas.microsoft.com/office/word/2018/wordml" xmlns:w16du="http://schemas.microsoft.com/office/word/2023/wordml/word16du" xmlns:w16sdtdh="http://schemas.microsoft.com/office/word/2020/wordml/sdtdatahash" xmlns:w16sdtfl="http://schemas.microsoft.com/office/word/2024/wordml/sdtformatlock" xmlns:w16se="http://schemas.microsoft.com/office/word/2015/wordml/symex" xmlns:wpg="http://schemas.microsoft.com/office/word/2010/wordprocessingGroup" xmlns:wpi="http://schemas.microsoft.com/office/word/2010/wordprocessingInk" xmlns:wne="http://schemas.microsoft.com/office/word/2006/wordml" xmlns:wps="http://schemas.microsoft.com/office/word/2010/wordprocessingShape" mc:Ignorable="w14 w15 w16se w16cid w16 w16cex w16sdtdh w16sdtfl w16du wp14">
   <w:body>
     <w:p>
       <w:pPr>
@@ -508,7 +508,7 @@
           </mc:Choice>
           <mc:Fallback>
             <w:pict>
-              <v:shape w14:anchorId="68B1DA79" id="Graphic 2" o:spid="_x0000_s1026" style="position:absolute;margin-left:67.9pt;margin-top:12.35pt;width:470.55pt;height:3pt;z-index:-15728640;visibility:visible;mso-wrap-style:square;mso-wrap-distance-left:0;mso-wrap-distance-top:0;mso-wrap-distance-right:0;mso-wrap-distance-bottom:0;mso-position-horizontal:absolute;mso-position-horizontal-relative:page;mso-position-vertical:absolute;mso-position-vertical-relative:text;v-text-anchor:top" coordsize="5975985,38100" o:gfxdata="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" path="m5975985,25400l,25400,,38100r5975985,l5975985,25400xem5975985,l,,,12700r5975985,l5975985,xe" fillcolor="black" stroked="f">
+              <v:shape w14:anchorId="77BB14FC" id="Graphic 2" o:spid="_x0000_s1026" style="position:absolute;margin-left:67.9pt;margin-top:12.35pt;width:470.55pt;height:3pt;z-index:-15728640;visibility:visible;mso-wrap-style:square;mso-wrap-distance-left:0;mso-wrap-distance-top:0;mso-wrap-distance-right:0;mso-wrap-distance-bottom:0;mso-position-horizontal:absolute;mso-position-horizontal-relative:page;mso-position-vertical:absolute;mso-position-vertical-relative:text;v-text-anchor:top" coordsize="5975985,38100" o:gfxdata="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" path="m5975985,25400l,25400,,38100r5975985,l5975985,25400xem5975985,l,,,12700r5975985,l5975985,xe" fillcolor="black" stroked="f">
                 <v:path arrowok="t"/>
                 <w10:wrap type="topAndBottom" anchorx="page"/>
               </v:shape>
@@ -637,37 +637,13 @@
         <w:rPr>
           <w:spacing w:val="-2"/>
         </w:rPr>
-        <w:t>2397/IT1.C05.1/DA.05/2023</w:t>
-      </w:r>
-      <w:r>
-        <w:rPr>
-          <w:spacing w:val="-2"/>
-        </w:rPr>
-        <w:t xml:space="preserve"> ini ambil dari </w:t>
-      </w:r>
-      <w:r>
-        <w:rPr>
-          <w:spacing w:val="-2"/>
-        </w:rPr>
-        <w:t>no surat penelaah</w:t>
+        <w:t>${no_surat_penelaah}</w:t>
       </w:r>
       <w:r>
         <w:tab/>
       </w:r>
       <w:r>
         <w:t>${tgl_penelaah}</w:t>
-      </w:r>
-      <w:r>
-        <w:rPr>
-          <w:spacing w:val="-4"/>
-        </w:rPr>
-        <w:t/>
-      </w:r>
-      <w:r>
-        <w:rPr>
-          <w:spacing w:val="-4"/>
-        </w:rPr>
-        <w:t/>
       </w:r>
     </w:p>
     <w:p>
@@ -918,59 +894,14 @@
           <w:b/>
           <w:sz w:val="21"/>
         </w:rPr>
-        <w:t/>
-      </w:r>
-      <w:r>
-        <w:t xml:space="preserve"/>
+        <w:tab/>
       </w:r>
       <w:r>
         <w:rPr>
           <w:b/>
           <w:sz w:val="21"/>
         </w:rPr>
-        <w:t/>
-      </w:r>
-      <w:r>
-        <w:rPr>
-          <w:b/>
-          <w:sz w:val="21"/>
-        </w:rPr>
-        <w:t/>
-      </w:r>
-      <w:r>
-        <w:rPr>
-          <w:b/>
-          <w:sz w:val="21"/>
-        </w:rPr>
-        <w:tab/>
-      </w:r>
-      <w:r>
-        <w:rPr>
-          <w:b/>
-          <w:sz w:val="21"/>
-        </w:rPr>
         <w:t>${institusi}</w:t>
-      </w:r>
-      <w:r>
-        <w:rPr>
-          <w:b/>
-          <w:spacing w:val="-2"/>
-        </w:rPr>
-        <w:t/>
-      </w:r>
-      <w:r>
-        <w:rPr>
-          <w:b/>
-          <w:spacing w:val="-2"/>
-        </w:rPr>
-        <w:t/>
-      </w:r>
-      <w:r>
-        <w:rPr>
-          <w:b/>
-          <w:spacing w:val="-4"/>
-        </w:rPr>
-        <w:t/>
       </w:r>
     </w:p>
     <w:p>
@@ -989,34 +920,10 @@
         <w:t>${nama_penguji}</w:t>
       </w:r>
       <w:r>
-        <w:t xml:space="preserve"/>
-      </w:r>
-      <w:r>
-        <w:t/>
-      </w:r>
-      <w:r>
         <w:tab/>
       </w:r>
       <w:r>
         <w:t>${institusi}</w:t>
-      </w:r>
-      <w:r>
-        <w:rPr>
-          <w:spacing w:val="-2"/>
-        </w:rPr>
-        <w:t/>
-      </w:r>
-      <w:r>
-        <w:rPr>
-          <w:spacing w:val="-2"/>
-        </w:rPr>
-        <w:t/>
-      </w:r>
-      <w:r>
-        <w:rPr>
-          <w:spacing w:val="-2"/>
-        </w:rPr>
-        <w:t/>
       </w:r>
     </w:p>
     <w:p>
@@ -1084,25 +991,6 @@
       </w:r>
       <w:r>
         <w:t>${nama_mahaiswa}</w:t>
-      </w:r>
-      <w:r>
-        <w:rPr>
-          <w:b/>
-        </w:rPr>
-        <w:t/>
-      </w:r>
-      <w:r>
-        <w:rPr>
-          <w:b/>
-        </w:rPr>
-        <w:t/>
-      </w:r>
-      <w:r>
-        <w:rPr>
-          <w:b/>
-          <w:spacing w:val="-2"/>
-        </w:rPr>
-        <w:t/>
       </w:r>
     </w:p>
     <w:p>
@@ -1138,27 +1026,6 @@
       <w:r>
         <w:t>${nim}</w:t>
       </w:r>
-      <w:r>
-        <w:rPr>
-          <w:b/>
-          <w:spacing w:val="-2"/>
-        </w:rPr>
-        <w:t/>
-      </w:r>
-      <w:r>
-        <w:rPr>
-          <w:b/>
-          <w:spacing w:val="-2"/>
-        </w:rPr>
-        <w:t/>
-      </w:r>
-      <w:r>
-        <w:rPr>
-          <w:b/>
-          <w:spacing w:val="-2"/>
-        </w:rPr>
-        <w:t/>
-      </w:r>
     </w:p>
     <w:p>
       <w:pPr>
@@ -1207,24 +1074,6 @@
       </w:r>
       <w:r>
         <w:t>${judul}</w:t>
-      </w:r>
-      <w:r>
-        <w:rPr>
-          <w:b/>
-        </w:rPr>
-        <w:t/>
-      </w:r>
-      <w:r>
-        <w:rPr>
-          <w:b/>
-        </w:rPr>
-        <w:t/>
-      </w:r>
-      <w:r>
-        <w:rPr>
-          <w:b/>
-        </w:rPr>
-        <w:t/>
       </w:r>
       <w:r>
         <w:rPr>
@@ -1340,7 +1189,6 @@
               </w:rPr>
               <w:t xml:space="preserve"> </w:t>
             </w:r>
-            <w:proofErr w:type="spellStart"/>
             <w:r>
               <w:rPr>
                 <w:spacing w:val="-2"/>
@@ -1348,7 +1196,6 @@
               </w:rPr>
               <w:t>pembimbing</w:t>
             </w:r>
-            <w:proofErr w:type="spellEnd"/>
             <w:r>
               <w:t>)</w:t>
             </w:r>
@@ -1401,7 +1248,6 @@
               </w:rPr>
               <w:t xml:space="preserve"> </w:t>
             </w:r>
-            <w:proofErr w:type="spellStart"/>
             <w:r>
               <w:rPr>
                 <w:spacing w:val="-2"/>
@@ -1409,7 +1255,6 @@
               </w:rPr>
               <w:t>pembimbing</w:t>
             </w:r>
-            <w:proofErr w:type="spellEnd"/>
             <w:r>
               <w:t>)</w:t>
             </w:r>
@@ -1448,25 +1293,13 @@
         <w:t xml:space="preserve"> </w:t>
       </w:r>
       <w:r>
-        <w:t xml:space="preserve">atau </w:t>
-      </w:r>
-      <w:hyperlink r:id="rId9">
-        <w:r>
-          <w:rPr>
-            <w:color w:val="0462C1"/>
-            <w:u w:val="single" w:color="0462C1"/>
-          </w:rPr>
-          <w:t>lilik@itb.ac.id</w:t>
-        </w:r>
-      </w:hyperlink>
-      <w:r>
-        <w:rPr>
-          <w:color w:val="0462C1"/>
-        </w:rPr>
-        <w:t xml:space="preserve"> </w:t>
-      </w:r>
-      <w:r>
-        <w:t>atau pada saat pelaksanaan</w:t>
+        <w:t>atau</w:t>
+      </w:r>
+      <w:r>
+        <w:t xml:space="preserve"> </w:t>
+      </w:r>
+      <w:r>
+        <w:t>pada saat pelaksanaan</w:t>
       </w:r>
       <w:r>
         <w:rPr>
@@ -1550,18 +1383,6 @@
           <w:spacing w:val="-2"/>
         </w:rPr>
         <w:t>${tgl_hasil_penelaahan}</w:t>
-      </w:r>
-      <w:r>
-        <w:rPr>
-          <w:b/>
-        </w:rPr>
-        <w:t/>
-      </w:r>
-      <w:r>
-        <w:rPr>
-          <w:b/>
-        </w:rPr>
-        <w:t/>
       </w:r>
       <w:r>
         <w:rPr>
@@ -1768,6 +1589,60 @@
           <w:sz w:val="20"/>
         </w:rPr>
       </w:pPr>
+      <w:r>
+        <w:rPr>
+          <w:sz w:val="20"/>
+        </w:rPr>
+        <w:tab/>
+      </w:r>
+      <w:r>
+        <w:rPr>
+          <w:sz w:val="20"/>
+        </w:rPr>
+        <w:tab/>
+      </w:r>
+      <w:r>
+        <w:rPr>
+          <w:sz w:val="20"/>
+        </w:rPr>
+        <w:tab/>
+      </w:r>
+      <w:r>
+        <w:rPr>
+          <w:sz w:val="20"/>
+        </w:rPr>
+        <w:tab/>
+      </w:r>
+      <w:r>
+        <w:rPr>
+          <w:sz w:val="20"/>
+        </w:rPr>
+        <w:tab/>
+      </w:r>
+      <w:r>
+        <w:rPr>
+          <w:sz w:val="20"/>
+        </w:rPr>
+        <w:tab/>
+      </w:r>
+      <w:r>
+        <w:rPr>
+          <w:sz w:val="20"/>
+        </w:rPr>
+        <w:tab/>
+      </w:r>
+      <w:r>
+        <w:rPr>
+          <w:sz w:val="20"/>
+        </w:rPr>
+        <w:tab/>
+      </w:r>
+      <w:r>
+        <w:rPr>
+          <w:sz w:val="20"/>
+        </w:rPr>
+        <w:tab/>
+      </w:r>
     </w:p>
     <w:p>
       <w:pPr>
@@ -1776,22 +1651,60 @@
           <w:sz w:val="20"/>
         </w:rPr>
       </w:pPr>
-    </w:p>
-    <w:p>
-      <w:pPr>
-        <w:pStyle w:val="BodyText"/>
+      <w:r>
         <w:rPr>
           <w:sz w:val="20"/>
         </w:rPr>
-      </w:pPr>
-    </w:p>
-    <w:p>
-      <w:pPr>
-        <w:pStyle w:val="BodyText"/>
+        <w:tab/>
+      </w:r>
+      <w:r>
         <w:rPr>
           <w:sz w:val="20"/>
         </w:rPr>
-      </w:pPr>
+        <w:tab/>
+      </w:r>
+      <w:r>
+        <w:rPr>
+          <w:sz w:val="20"/>
+        </w:rPr>
+        <w:tab/>
+      </w:r>
+      <w:r>
+        <w:rPr>
+          <w:sz w:val="20"/>
+        </w:rPr>
+        <w:tab/>
+      </w:r>
+      <w:r>
+        <w:rPr>
+          <w:sz w:val="20"/>
+        </w:rPr>
+        <w:tab/>
+      </w:r>
+      <w:r>
+        <w:rPr>
+          <w:sz w:val="20"/>
+        </w:rPr>
+        <w:tab/>
+      </w:r>
+      <w:r>
+        <w:rPr>
+          <w:sz w:val="20"/>
+        </w:rPr>
+        <w:tab/>
+      </w:r>
+      <w:r>
+        <w:rPr>
+          <w:sz w:val="20"/>
+        </w:rPr>
+        <w:tab/>
+      </w:r>
+      <w:r>
+        <w:rPr>
+          <w:sz w:val="20"/>
+        </w:rPr>
+        <w:tab/>
+      </w:r>
     </w:p>
     <w:p>
       <w:pPr>
@@ -1806,6 +1719,55 @@
           <w:cols w:space="720"/>
         </w:sectPr>
       </w:pPr>
+      <w:r>
+        <w:rPr>
+          <w:sz w:val="20"/>
+        </w:rPr>
+        <w:tab/>
+      </w:r>
+      <w:r>
+        <w:rPr>
+          <w:sz w:val="20"/>
+        </w:rPr>
+        <w:tab/>
+      </w:r>
+      <w:r>
+        <w:rPr>
+          <w:sz w:val="20"/>
+        </w:rPr>
+        <w:tab/>
+      </w:r>
+      <w:r>
+        <w:rPr>
+          <w:sz w:val="20"/>
+        </w:rPr>
+        <w:tab/>
+      </w:r>
+      <w:r>
+        <w:rPr>
+          <w:sz w:val="20"/>
+        </w:rPr>
+        <w:tab/>
+      </w:r>
+      <w:r>
+        <w:rPr>
+          <w:sz w:val="20"/>
+        </w:rPr>
+        <w:tab/>
+      </w:r>
+      <w:r>
+        <w:rPr>
+          <w:sz w:val="20"/>
+        </w:rPr>
+        <w:tab/>
+      </w:r>
+      <w:r>
+        <w:rPr>
+          <w:sz w:val="20"/>
+        </w:rPr>
+        <w:tab/>
+        <w:t xml:space="preserve">       ${signature}                     </w:t>
+      </w:r>
     </w:p>
     <w:p>
       <w:pPr>
@@ -1938,6 +1900,9 @@
         <w:pStyle w:val="Heading2"/>
         <w:spacing w:before="57" w:line="252" w:lineRule="auto"/>
         <w:ind w:right="355"/>
+        <w:rPr>
+          <w:spacing w:val="-6"/>
+        </w:rPr>
       </w:pPr>
       <w:r>
         <w:rPr>
@@ -1953,18 +1918,19 @@
       </w:r>
       <w:r>
         <w:rPr>
-          <w:bCs w:val="0"/>
-        </w:rPr>
-        <w:t/>
-      </w:r>
-      <w:r>
-        <w:rPr>
           <w:spacing w:val="-6"/>
         </w:rPr>
         <w:t xml:space="preserve"> </w:t>
       </w:r>
-      <w:r>
-        <w:t xml:space="preserve">M.T. NIP. </w:t>
+    </w:p>
+    <w:p>
+      <w:pPr>
+        <w:pStyle w:val="Heading2"/>
+        <w:spacing w:before="57" w:line="252" w:lineRule="auto"/>
+        <w:ind w:right="355"/>
+      </w:pPr>
+      <w:r>
+        <w:t xml:space="preserve">NIP. </w:t>
       </w:r>
       <w:r>
         <w:t>${nip}</w:t>
@@ -2104,7 +2070,7 @@
 </file>
 
 <file path=word/numbering.xml><?xml version="1.0" encoding="utf-8"?>
-<w:numbering xmlns:wpc="http://schemas.microsoft.com/office/word/2010/wordprocessingCanvas" xmlns:cx="http://schemas.microsoft.com/office/drawing/2014/chartex" xmlns:cx1="http://schemas.microsoft.com/office/drawing/2015/9/8/chartex" xmlns:cx2="http://schemas.microsoft.com/office/drawing/2015/10/21/chartex" xmlns:cx3="http://schemas.microsoft.com/office/drawing/2016/5/9/chartex" xmlns:cx4="http://schemas.microsoft.com/office/drawing/2016/5/10/chartex" xmlns:cx5="http://schemas.microsoft.com/office/drawing/2016/5/11/chartex" xmlns:cx6="http://schemas.microsoft.com/office/drawing/2016/5/12/chartex" xmlns:cx7="http://schemas.microsoft.com/office/drawing/2016/5/13/chartex" xmlns:cx8="http://schemas.microsoft.com/office/drawing/2016/5/14/chartex" xmlns:mc="http://schemas.openxmlformats.org/markup-compatibility/2006" xmlns:aink="http://schemas.microsoft.com/office/drawing/2016/ink" xmlns:am3d="http://schemas.microsoft.com/office/drawing/2017/model3d" xmlns:o="urn:schemas-microsoft-com:office:office" xmlns:oel="http://schemas.microsoft.com/office/2019/extlst" xmlns:r="http://schemas.openxmlformats.org/officeDocument/2006/relationships" xmlns:m="http://schemas.openxmlformats.org/officeDocument/2006/math" xmlns:v="urn:schemas-microsoft-com:vml" xmlns:wp14="http://schemas.microsoft.com/office/word/2010/wordprocessingDrawing" xmlns:wp="http://schemas.openxmlformats.org/drawingml/2006/wordprocessingDrawing" xmlns:w10="urn:schemas-microsoft-com:office:word" xmlns:w="http://schemas.openxmlformats.org/wordprocessingml/2006/main" xmlns:w14="http://schemas.microsoft.com/office/word/2010/wordml" xmlns:w15="http://schemas.microsoft.com/office/word/2012/wordml" xmlns:w16cei="http://schemas.microsoft.com/office/word/2026/wordml/cei" xmlns:w16cex="http://schemas.microsoft.com/office/word/2018/wordml/cex" xmlns:w16cid="http://schemas.microsoft.com/office/word/2016/wordml/cid" xmlns:w16="http://schemas.microsoft.com/office/word/2018/wordml" xmlns:w16du="http://schemas.microsoft.com/office/word/2023/wordml/word16du" xmlns:w16sdtdh="http://schemas.microsoft.com/office/word/2020/wordml/sdtdatahash" xmlns:w16sdtfl="http://schemas.microsoft.com/office/word/2024/wordml/sdtformatlock" xmlns:w16se="http://schemas.microsoft.com/office/word/2015/wordml/symex" xmlns:wpg="http://schemas.microsoft.com/office/word/2010/wordprocessingGroup" xmlns:wpi="http://schemas.microsoft.com/office/word/2010/wordprocessingInk" xmlns:wne="http://schemas.microsoft.com/office/word/2006/wordml" xmlns:wps="http://schemas.microsoft.com/office/word/2010/wordprocessingShape" mc:Ignorable="w14 w15 w16se w16cid w16 w16cex w16sdtdh w16sdtfl w16du wp14">
+<w:numbering xmlns:wpc="http://schemas.microsoft.com/office/word/2010/wordprocessingCanvas" xmlns:cx="http://schemas.microsoft.com/office/drawing/2014/chartex" xmlns:cx1="http://schemas.microsoft.com/office/drawing/2015/9/8/chartex" xmlns:cx2="http://schemas.microsoft.com/office/drawing/2015/10/21/chartex" xmlns:cx3="http://schemas.microsoft.com/office/drawing/2016/5/9/chartex" xmlns:cx4="http://schemas.microsoft.com/office/drawing/2016/5/10/chartex" xmlns:cx5="http://schemas.microsoft.com/office/drawing/2016/5/11/chartex" xmlns:cx6="http://schemas.microsoft.com/office/drawing/2016/5/12/chartex" xmlns:cx7="http://schemas.microsoft.com/office/drawing/2016/5/13/chartex" xmlns:cx8="http://schemas.microsoft.com/office/drawing/2016/5/14/chartex" xmlns:mc="http://schemas.openxmlformats.org/markup-compatibility/2006" xmlns:aink="http://schemas.microsoft.com/office/drawing/2016/ink" xmlns:am3d="http://schemas.microsoft.com/office/drawing/2017/model3d" xmlns:o="urn:schemas-microsoft-com:office:office" xmlns:oel="http://schemas.microsoft.com/office/2019/extlst" xmlns:r="http://schemas.openxmlformats.org/officeDocument/2006/relationships" xmlns:m="http://schemas.openxmlformats.org/officeDocument/2006/math" xmlns:v="urn:schemas-microsoft-com:vml" xmlns:wp14="http://schemas.microsoft.com/office/word/2010/wordprocessingDrawing" xmlns:wp="http://schemas.openxmlformats.org/drawingml/2006/wordprocessingDrawing" xmlns:w10="urn:schemas-microsoft-com:office:word" xmlns:w="http://schemas.openxmlformats.org/wordprocessingml/2006/main" xmlns:w14="http://schemas.microsoft.com/office/word/2010/wordml" xmlns:w15="http://schemas.microsoft.com/office/word/2012/wordml" xmlns:w16cex="http://schemas.microsoft.com/office/word/2018/wordml/cex" xmlns:w16cid="http://schemas.microsoft.com/office/word/2016/wordml/cid" xmlns:w16="http://schemas.microsoft.com/office/word/2018/wordml" xmlns:w16du="http://schemas.microsoft.com/office/word/2023/wordml/word16du" xmlns:w16sdtdh="http://schemas.microsoft.com/office/word/2020/wordml/sdtdatahash" xmlns:w16sdtfl="http://schemas.microsoft.com/office/word/2024/wordml/sdtformatlock" xmlns:w16se="http://schemas.microsoft.com/office/word/2015/wordml/symex" xmlns:wpg="http://schemas.microsoft.com/office/word/2010/wordprocessingGroup" xmlns:wpi="http://schemas.microsoft.com/office/word/2010/wordprocessingInk" xmlns:wne="http://schemas.microsoft.com/office/word/2006/wordml" xmlns:wps="http://schemas.microsoft.com/office/word/2010/wordprocessingShape" mc:Ignorable="w14 w15 w16se w16cid w16 w16cex w16sdtdh w16sdtfl w16du wp14">
   <w:abstractNum w:abstractNumId="0" w15:restartNumberingAfterBreak="0">
     <w:nsid w:val="693D0718"/>
     <w:multiLevelType w:val="hybridMultilevel"/>

--- a/template/surat Kesediaan Tim Penelaah Proposal TEMPLATE.docx
+++ b/template/surat Kesediaan Tim Penelaah Proposal TEMPLATE.docx
@@ -508,7 +508,7 @@
           </mc:Choice>
           <mc:Fallback>
             <w:pict>
-              <v:shape w14:anchorId="77BB14FC" id="Graphic 2" o:spid="_x0000_s1026" style="position:absolute;margin-left:67.9pt;margin-top:12.35pt;width:470.55pt;height:3pt;z-index:-15728640;visibility:visible;mso-wrap-style:square;mso-wrap-distance-left:0;mso-wrap-distance-top:0;mso-wrap-distance-right:0;mso-wrap-distance-bottom:0;mso-position-horizontal:absolute;mso-position-horizontal-relative:page;mso-position-vertical:absolute;mso-position-vertical-relative:text;v-text-anchor:top" coordsize="5975985,38100" o:gfxdata="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" path="m5975985,25400l,25400,,38100r5975985,l5975985,25400xem5975985,l,,,12700r5975985,l5975985,xe" fillcolor="black" stroked="f">
+              <v:shape w14:anchorId="354EB732" id="Graphic 2" o:spid="_x0000_s1026" style="position:absolute;margin-left:67.9pt;margin-top:12.35pt;width:470.55pt;height:3pt;z-index:-15728640;visibility:visible;mso-wrap-style:square;mso-wrap-distance-left:0;mso-wrap-distance-top:0;mso-wrap-distance-right:0;mso-wrap-distance-bottom:0;mso-position-horizontal:absolute;mso-position-horizontal-relative:page;mso-position-vertical:absolute;mso-position-vertical-relative:text;v-text-anchor:top" coordsize="5975985,38100" o:gfxdata="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" path="m5975985,25400l,25400,,38100r5975985,l5975985,25400xem5975985,l,,,12700r5975985,l5975985,xe" fillcolor="black" stroked="f">
                 <v:path arrowok="t"/>
                 <w10:wrap type="topAndBottom" anchorx="page"/>
               </v:shape>
@@ -640,10 +640,34 @@
         <w:t>${no_surat_penelaah}</w:t>
       </w:r>
       <w:r>
+        <w:rPr>
+          <w:spacing w:val="-2"/>
+        </w:rPr>
+        <w:t xml:space="preserve"/>
+      </w:r>
+      <w:r>
+        <w:rPr>
+          <w:spacing w:val="-2"/>
+        </w:rPr>
+        <w:t/>
+      </w:r>
+      <w:r>
         <w:tab/>
       </w:r>
       <w:r>
         <w:t>${tgl_penelaah}</w:t>
+      </w:r>
+      <w:r>
+        <w:rPr>
+          <w:spacing w:val="-4"/>
+        </w:rPr>
+        <w:t/>
+      </w:r>
+      <w:r>
+        <w:rPr>
+          <w:spacing w:val="-4"/>
+        </w:rPr>
+        <w:t/>
       </w:r>
     </w:p>
     <w:p>
@@ -894,14 +918,59 @@
           <w:b/>
           <w:sz w:val="21"/>
         </w:rPr>
-        <w:tab/>
+        <w:t/>
+      </w:r>
+      <w:r>
+        <w:t xml:space="preserve"/>
       </w:r>
       <w:r>
         <w:rPr>
           <w:b/>
           <w:sz w:val="21"/>
         </w:rPr>
+        <w:t/>
+      </w:r>
+      <w:r>
+        <w:rPr>
+          <w:b/>
+          <w:sz w:val="21"/>
+        </w:rPr>
+        <w:t/>
+      </w:r>
+      <w:r>
+        <w:rPr>
+          <w:b/>
+          <w:sz w:val="21"/>
+        </w:rPr>
+        <w:tab/>
+      </w:r>
+      <w:r>
+        <w:rPr>
+          <w:b/>
+          <w:sz w:val="21"/>
+        </w:rPr>
         <w:t>${institusi}</w:t>
+      </w:r>
+      <w:r>
+        <w:rPr>
+          <w:b/>
+          <w:spacing w:val="-2"/>
+        </w:rPr>
+        <w:t/>
+      </w:r>
+      <w:r>
+        <w:rPr>
+          <w:b/>
+          <w:spacing w:val="-2"/>
+        </w:rPr>
+        <w:t/>
+      </w:r>
+      <w:r>
+        <w:rPr>
+          <w:b/>
+          <w:spacing w:val="-4"/>
+        </w:rPr>
+        <w:t/>
       </w:r>
     </w:p>
     <w:p>
@@ -920,10 +989,34 @@
         <w:t>${nama_penguji}</w:t>
       </w:r>
       <w:r>
+        <w:t xml:space="preserve"/>
+      </w:r>
+      <w:r>
+        <w:t/>
+      </w:r>
+      <w:r>
         <w:tab/>
       </w:r>
       <w:r>
         <w:t>${institusi}</w:t>
+      </w:r>
+      <w:r>
+        <w:rPr>
+          <w:spacing w:val="-2"/>
+        </w:rPr>
+        <w:t/>
+      </w:r>
+      <w:r>
+        <w:rPr>
+          <w:spacing w:val="-2"/>
+        </w:rPr>
+        <w:t/>
+      </w:r>
+      <w:r>
+        <w:rPr>
+          <w:spacing w:val="-2"/>
+        </w:rPr>
+        <w:t/>
       </w:r>
     </w:p>
     <w:p>
@@ -991,6 +1084,25 @@
       </w:r>
       <w:r>
         <w:t>${nama_mahaiswa}</w:t>
+      </w:r>
+      <w:r>
+        <w:rPr>
+          <w:b/>
+        </w:rPr>
+        <w:t/>
+      </w:r>
+      <w:r>
+        <w:rPr>
+          <w:b/>
+        </w:rPr>
+        <w:t/>
+      </w:r>
+      <w:r>
+        <w:rPr>
+          <w:b/>
+          <w:spacing w:val="-2"/>
+        </w:rPr>
+        <w:t/>
       </w:r>
     </w:p>
     <w:p>
@@ -1026,6 +1138,27 @@
       <w:r>
         <w:t>${nim}</w:t>
       </w:r>
+      <w:r>
+        <w:rPr>
+          <w:b/>
+          <w:spacing w:val="-2"/>
+        </w:rPr>
+        <w:t/>
+      </w:r>
+      <w:r>
+        <w:rPr>
+          <w:b/>
+          <w:spacing w:val="-2"/>
+        </w:rPr>
+        <w:t/>
+      </w:r>
+      <w:r>
+        <w:rPr>
+          <w:b/>
+          <w:spacing w:val="-2"/>
+        </w:rPr>
+        <w:t/>
+      </w:r>
     </w:p>
     <w:p>
       <w:pPr>
@@ -1074,6 +1207,24 @@
       </w:r>
       <w:r>
         <w:t>${judul}</w:t>
+      </w:r>
+      <w:r>
+        <w:rPr>
+          <w:b/>
+        </w:rPr>
+        <w:t/>
+      </w:r>
+      <w:r>
+        <w:rPr>
+          <w:b/>
+        </w:rPr>
+        <w:t/>
+      </w:r>
+      <w:r>
+        <w:rPr>
+          <w:b/>
+        </w:rPr>
+        <w:t/>
       </w:r>
       <w:r>
         <w:rPr>
@@ -1189,6 +1340,7 @@
               </w:rPr>
               <w:t xml:space="preserve"> </w:t>
             </w:r>
+            <w:proofErr w:type="spellStart"/>
             <w:r>
               <w:rPr>
                 <w:spacing w:val="-2"/>
@@ -1196,6 +1348,7 @@
               </w:rPr>
               <w:t>pembimbing</w:t>
             </w:r>
+            <w:proofErr w:type="spellEnd"/>
             <w:r>
               <w:t>)</w:t>
             </w:r>
@@ -1248,6 +1401,7 @@
               </w:rPr>
               <w:t xml:space="preserve"> </w:t>
             </w:r>
+            <w:proofErr w:type="spellStart"/>
             <w:r>
               <w:rPr>
                 <w:spacing w:val="-2"/>
@@ -1255,6 +1409,7 @@
               </w:rPr>
               <w:t>pembimbing</w:t>
             </w:r>
+            <w:proofErr w:type="spellEnd"/>
             <w:r>
               <w:t>)</w:t>
             </w:r>
@@ -1287,19 +1442,10 @@
         </w:r>
       </w:hyperlink>
       <w:r>
-        <w:rPr>
-          <w:color w:val="0462C1"/>
-        </w:rPr>
-        <w:t xml:space="preserve"> </w:t>
-      </w:r>
-      <w:r>
-        <w:t>atau</w:t>
-      </w:r>
-      <w:r>
-        <w:t xml:space="preserve"> </w:t>
-      </w:r>
-      <w:r>
-        <w:t>pada saat pelaksanaan</w:t>
+        <w:t xml:space="preserve"> </w:t>
+      </w:r>
+      <w:r>
+        <w:t>atau pada saat pelaksanaan</w:t>
       </w:r>
       <w:r>
         <w:rPr>
@@ -1383,6 +1529,18 @@
           <w:spacing w:val="-2"/>
         </w:rPr>
         <w:t>${tgl_hasil_penelaahan}</w:t>
+      </w:r>
+      <w:r>
+        <w:rPr>
+          <w:b/>
+        </w:rPr>
+        <w:t/>
+      </w:r>
+      <w:r>
+        <w:rPr>
+          <w:b/>
+        </w:rPr>
+        <w:t/>
       </w:r>
       <w:r>
         <w:rPr>
@@ -1914,7 +2072,13 @@
         <w:rPr>
           <w:b w:val="0"/>
         </w:rPr>
-        <w:t>${dari_tabel_t_user_status_dekan_y}</w:t>
+        <w:t>${nama_wda}</w:t>
+      </w:r>
+      <w:r>
+        <w:rPr>
+          <w:bCs w:val="0"/>
+        </w:rPr>
+        <w:t/>
       </w:r>
       <w:r>
         <w:rPr>
@@ -1933,7 +2097,7 @@
         <w:t xml:space="preserve">NIP. </w:t>
       </w:r>
       <w:r>
-        <w:t>${nip}</w:t>
+        <w:t>${nip_wda}</w:t>
       </w:r>
     </w:p>
     <w:p>

--- a/template/surat Kesediaan Tim Penelaah Proposal TEMPLATE.docx
+++ b/template/surat Kesediaan Tim Penelaah Proposal TEMPLATE.docx
@@ -508,7 +508,7 @@
           </mc:Choice>
           <mc:Fallback>
             <w:pict>
-              <v:shape w14:anchorId="354EB732" id="Graphic 2" o:spid="_x0000_s1026" style="position:absolute;margin-left:67.9pt;margin-top:12.35pt;width:470.55pt;height:3pt;z-index:-15728640;visibility:visible;mso-wrap-style:square;mso-wrap-distance-left:0;mso-wrap-distance-top:0;mso-wrap-distance-right:0;mso-wrap-distance-bottom:0;mso-position-horizontal:absolute;mso-position-horizontal-relative:page;mso-position-vertical:absolute;mso-position-vertical-relative:text;v-text-anchor:top" coordsize="5975985,38100" o:gfxdata="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" path="m5975985,25400l,25400,,38100r5975985,l5975985,25400xem5975985,l,,,12700r5975985,l5975985,xe" fillcolor="black" stroked="f">
+              <v:shape w14:anchorId="3B47894D" id="Graphic 2" o:spid="_x0000_s1026" style="position:absolute;margin-left:67.9pt;margin-top:12.35pt;width:470.55pt;height:3pt;z-index:-15728640;visibility:visible;mso-wrap-style:square;mso-wrap-distance-left:0;mso-wrap-distance-top:0;mso-wrap-distance-right:0;mso-wrap-distance-bottom:0;mso-position-horizontal:absolute;mso-position-horizontal-relative:page;mso-position-vertical:absolute;mso-position-vertical-relative:text;v-text-anchor:top" coordsize="5975985,38100" o:gfxdata="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" path="m5975985,25400l,25400,,38100r5975985,l5975985,25400xem5975985,l,,,12700r5975985,l5975985,xe" fillcolor="black" stroked="f">
                 <v:path arrowok="t"/>
                 <w10:wrap type="topAndBottom" anchorx="page"/>
               </v:shape>
@@ -1936,6 +1936,18 @@
       <w:pPr>
         <w:pStyle w:val="BodyText"/>
         <w:spacing w:before="84"/>
+      </w:pPr>
+    </w:p>
+    <w:p>
+      <w:pPr>
+        <w:pStyle w:val="BodyText"/>
+        <w:ind w:left="129"/>
+      </w:pPr>
+    </w:p>
+    <w:p>
+      <w:pPr>
+        <w:pStyle w:val="BodyText"/>
+        <w:ind w:left="129"/>
       </w:pPr>
     </w:p>
     <w:p>

--- a/template/surat Kesediaan Tim Penelaah Proposal TEMPLATE.docx
+++ b/template/surat Kesediaan Tim Penelaah Proposal TEMPLATE.docx
@@ -508,7 +508,7 @@
           </mc:Choice>
           <mc:Fallback>
             <w:pict>
-              <v:shape w14:anchorId="3B47894D" id="Graphic 2" o:spid="_x0000_s1026" style="position:absolute;margin-left:67.9pt;margin-top:12.35pt;width:470.55pt;height:3pt;z-index:-15728640;visibility:visible;mso-wrap-style:square;mso-wrap-distance-left:0;mso-wrap-distance-top:0;mso-wrap-distance-right:0;mso-wrap-distance-bottom:0;mso-position-horizontal:absolute;mso-position-horizontal-relative:page;mso-position-vertical:absolute;mso-position-vertical-relative:text;v-text-anchor:top" coordsize="5975985,38100" o:gfxdata="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" path="m5975985,25400l,25400,,38100r5975985,l5975985,25400xem5975985,l,,,12700r5975985,l5975985,xe" fillcolor="black" stroked="f">
+              <v:shape w14:anchorId="76852BA2" id="Graphic 2" o:spid="_x0000_s1026" style="position:absolute;margin-left:67.9pt;margin-top:12.35pt;width:470.55pt;height:3pt;z-index:-15728640;visibility:visible;mso-wrap-style:square;mso-wrap-distance-left:0;mso-wrap-distance-top:0;mso-wrap-distance-right:0;mso-wrap-distance-bottom:0;mso-position-horizontal:absolute;mso-position-horizontal-relative:page;mso-position-vertical:absolute;mso-position-vertical-relative:text;v-text-anchor:top" coordsize="5975985,38100" o:gfxdata="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" path="m5975985,25400l,25400,,38100r5975985,l5975985,25400xem5975985,l,,,12700r5975985,l5975985,xe" fillcolor="black" stroked="f">
                 <v:path arrowok="t"/>
                 <w10:wrap type="topAndBottom" anchorx="page"/>
               </v:shape>
@@ -2072,6 +2072,7 @@
         <w:ind w:right="355"/>
         <w:rPr>
           <w:spacing w:val="-6"/>
+          <w:u w:val="single"/>
         </w:rPr>
       </w:pPr>
       <w:r>
@@ -2083,18 +2084,21 @@
       <w:r>
         <w:rPr>
           <w:b w:val="0"/>
+          <w:u w:val="single"/>
         </w:rPr>
         <w:t>${nama_wda}</w:t>
       </w:r>
       <w:r>
         <w:rPr>
           <w:bCs w:val="0"/>
+          <w:u w:val="single"/>
         </w:rPr>
         <w:t/>
       </w:r>
       <w:r>
         <w:rPr>
           <w:spacing w:val="-6"/>
+          <w:u w:val="single"/>
         </w:rPr>
         <w:t xml:space="preserve"> </w:t>
       </w:r>

--- a/template/surat Kesediaan Tim Penelaah Proposal TEMPLATE.docx
+++ b/template/surat Kesediaan Tim Penelaah Proposal TEMPLATE.docx
@@ -1,6 +1,6 @@
 
 <file path=word/document.xml><?xml version="1.0" encoding="utf-8"?>
-<w:document xmlns:wpc="http://schemas.microsoft.com/office/word/2010/wordprocessingCanvas" xmlns:cx="http://schemas.microsoft.com/office/drawing/2014/chartex" xmlns:cx1="http://schemas.microsoft.com/office/drawing/2015/9/8/chartex" xmlns:cx2="http://schemas.microsoft.com/office/drawing/2015/10/21/chartex" xmlns:cx3="http://schemas.microsoft.com/office/drawing/2016/5/9/chartex" xmlns:cx4="http://schemas.microsoft.com/office/drawing/2016/5/10/chartex" xmlns:cx5="http://schemas.microsoft.com/office/drawing/2016/5/11/chartex" xmlns:cx6="http://schemas.microsoft.com/office/drawing/2016/5/12/chartex" xmlns:cx7="http://schemas.microsoft.com/office/drawing/2016/5/13/chartex" xmlns:cx8="http://schemas.microsoft.com/office/drawing/2016/5/14/chartex" xmlns:mc="http://schemas.openxmlformats.org/markup-compatibility/2006" xmlns:aink="http://schemas.microsoft.com/office/drawing/2016/ink" xmlns:am3d="http://schemas.microsoft.com/office/drawing/2017/model3d" xmlns:o="urn:schemas-microsoft-com:office:office" xmlns:oel="http://schemas.microsoft.com/office/2019/extlst" xmlns:r="http://schemas.openxmlformats.org/officeDocument/2006/relationships" xmlns:m="http://schemas.openxmlformats.org/officeDocument/2006/math" xmlns:v="urn:schemas-microsoft-com:vml" xmlns:wp14="http://schemas.microsoft.com/office/word/2010/wordprocessingDrawing" xmlns:wp="http://schemas.openxmlformats.org/drawingml/2006/wordprocessingDrawing" xmlns:w10="urn:schemas-microsoft-com:office:word" xmlns:w="http://schemas.openxmlformats.org/wordprocessingml/2006/main" xmlns:w14="http://schemas.microsoft.com/office/word/2010/wordml" xmlns:w15="http://schemas.microsoft.com/office/word/2012/wordml" xmlns:w16cex="http://schemas.microsoft.com/office/word/2018/wordml/cex" xmlns:w16cid="http://schemas.microsoft.com/office/word/2016/wordml/cid" xmlns:w16="http://schemas.microsoft.com/office/word/2018/wordml" xmlns:w16du="http://schemas.microsoft.com/office/word/2023/wordml/word16du" xmlns:w16sdtdh="http://schemas.microsoft.com/office/word/2020/wordml/sdtdatahash" xmlns:w16sdtfl="http://schemas.microsoft.com/office/word/2024/wordml/sdtformatlock" xmlns:w16se="http://schemas.microsoft.com/office/word/2015/wordml/symex" xmlns:wpg="http://schemas.microsoft.com/office/word/2010/wordprocessingGroup" xmlns:wpi="http://schemas.microsoft.com/office/word/2010/wordprocessingInk" xmlns:wne="http://schemas.microsoft.com/office/word/2006/wordml" xmlns:wps="http://schemas.microsoft.com/office/word/2010/wordprocessingShape" mc:Ignorable="w14 w15 w16se w16cid w16 w16cex w16sdtdh w16sdtfl w16du wp14">
+<w:document xmlns:wpc="http://schemas.microsoft.com/office/word/2010/wordprocessingCanvas" xmlns:cx="http://schemas.microsoft.com/office/drawing/2014/chartex" xmlns:mc="http://schemas.openxmlformats.org/markup-compatibility/2006" xmlns:o="urn:schemas-microsoft-com:office:office" xmlns:r="http://schemas.openxmlformats.org/officeDocument/2006/relationships" xmlns:m="http://schemas.openxmlformats.org/officeDocument/2006/math" xmlns:v="urn:schemas-microsoft-com:vml" xmlns:wp14="http://schemas.microsoft.com/office/word/2010/wordprocessingDrawing" xmlns:wp="http://schemas.openxmlformats.org/drawingml/2006/wordprocessingDrawing" xmlns:w10="urn:schemas-microsoft-com:office:word" xmlns:w="http://schemas.openxmlformats.org/wordprocessingml/2006/main" xmlns:w14="http://schemas.microsoft.com/office/word/2010/wordml" xmlns:w15="http://schemas.microsoft.com/office/word/2012/wordml" xmlns:w16se="http://schemas.microsoft.com/office/word/2015/wordml/symex" xmlns:wpg="http://schemas.microsoft.com/office/word/2010/wordprocessingGroup" xmlns:wpi="http://schemas.microsoft.com/office/word/2010/wordprocessingInk" xmlns:wne="http://schemas.microsoft.com/office/word/2006/wordml" xmlns:wps="http://schemas.microsoft.com/office/word/2010/wordprocessingShape" mc:Ignorable="w14 w15 w16se wp14">
   <w:body>
     <w:p>
       <w:pPr>
@@ -9,6 +9,7 @@
       <w:r>
         <w:rPr>
           <w:noProof/>
+          <w:lang w:val="en-US"/>
         </w:rPr>
         <w:drawing>
           <wp:anchor distT="0" distB="0" distL="0" distR="0" simplePos="0" relativeHeight="15729152" behindDoc="0" locked="0" layoutInCell="1" allowOverlap="1" wp14:anchorId="66280115" wp14:editId="27BE5E91">
@@ -415,6 +416,7 @@
           <w:rFonts w:ascii="Trebuchet MS"/>
           <w:noProof/>
           <w:sz w:val="16"/>
+          <w:lang w:val="en-US"/>
         </w:rPr>
         <mc:AlternateContent>
           <mc:Choice Requires="wps">
@@ -508,7 +510,7 @@
           </mc:Choice>
           <mc:Fallback>
             <w:pict>
-              <v:shape w14:anchorId="76852BA2" id="Graphic 2" o:spid="_x0000_s1026" style="position:absolute;margin-left:67.9pt;margin-top:12.35pt;width:470.55pt;height:3pt;z-index:-15728640;visibility:visible;mso-wrap-style:square;mso-wrap-distance-left:0;mso-wrap-distance-top:0;mso-wrap-distance-right:0;mso-wrap-distance-bottom:0;mso-position-horizontal:absolute;mso-position-horizontal-relative:page;mso-position-vertical:absolute;mso-position-vertical-relative:text;v-text-anchor:top" coordsize="5975985,38100" o:gfxdata="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" path="m5975985,25400l,25400,,38100r5975985,l5975985,25400xem5975985,l,,,12700r5975985,l5975985,xe" fillcolor="black" stroked="f">
+              <v:shape w14:anchorId="75B902BB" id="Graphic 2" o:spid="_x0000_s1026" style="position:absolute;margin-left:67.9pt;margin-top:12.35pt;width:470.55pt;height:3pt;z-index:-15728640;visibility:visible;mso-wrap-style:square;mso-wrap-distance-left:0;mso-wrap-distance-top:0;mso-wrap-distance-right:0;mso-wrap-distance-bottom:0;mso-position-horizontal:absolute;mso-position-horizontal-relative:page;mso-position-vertical:absolute;mso-position-vertical-relative:text;v-text-anchor:top" coordsize="5975985,38100" o:gfxdata="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" path="m5975985,25400l,25400,,38100r5975985,l5975985,25400xem5975985,l,,,12700r5975985,l5975985,xe" fillcolor="black" stroked="f">
                 <v:path arrowok="t"/>
                 <w10:wrap type="topAndBottom" anchorx="page"/>
               </v:shape>
@@ -615,61 +617,162 @@
         <w:spacing w:before="154"/>
         <w:ind w:left="143"/>
       </w:pPr>
-      <w:r>
-        <w:rPr>
-          <w:spacing w:val="-2"/>
-        </w:rPr>
-        <w:t>Nomor</w:t>
-      </w:r>
-      <w:r>
-        <w:tab/>
-      </w:r>
-      <w:r>
-        <w:rPr>
-          <w:spacing w:val="-10"/>
-        </w:rPr>
-        <w:t>:</w:t>
-      </w:r>
-      <w:r>
-        <w:tab/>
-      </w:r>
-      <w:r>
-        <w:rPr>
-          <w:spacing w:val="-2"/>
-        </w:rPr>
-        <w:t>${no_surat_penelaah}</w:t>
-      </w:r>
-      <w:r>
-        <w:rPr>
-          <w:spacing w:val="-2"/>
-        </w:rPr>
-        <w:t xml:space="preserve"/>
-      </w:r>
-      <w:r>
-        <w:rPr>
-          <w:spacing w:val="-2"/>
-        </w:rPr>
-        <w:t/>
-      </w:r>
-      <w:r>
-        <w:tab/>
-      </w:r>
-      <w:r>
-        <w:t>${tgl_penelaah}</w:t>
-      </w:r>
-      <w:r>
-        <w:rPr>
-          <w:spacing w:val="-4"/>
-        </w:rPr>
-        <w:t/>
-      </w:r>
-      <w:r>
-        <w:rPr>
-          <w:spacing w:val="-4"/>
-        </w:rPr>
-        <w:t/>
-      </w:r>
-    </w:p>
+    </w:p>
+    <w:tbl>
+      <w:tblPr>
+        <w:tblStyle w:val="TableGrid"/>
+        <w:tblW w:w="0" w:type="auto"/>
+        <w:tblInd w:w="143" w:type="dxa"/>
+        <w:tblBorders>
+          <w:top w:val="none" w:sz="0" w:space="0" w:color="auto"/>
+          <w:left w:val="none" w:sz="0" w:space="0" w:color="auto"/>
+          <w:bottom w:val="none" w:sz="0" w:space="0" w:color="auto"/>
+          <w:right w:val="none" w:sz="0" w:space="0" w:color="auto"/>
+          <w:insideH w:val="none" w:sz="0" w:space="0" w:color="auto"/>
+          <w:insideV w:val="none" w:sz="0" w:space="0" w:color="auto"/>
+        </w:tblBorders>
+        <w:tblLook w:val="04A0" w:firstRow="1" w:lastRow="0" w:firstColumn="1" w:lastColumn="0" w:noHBand="0" w:noVBand="1"/>
+      </w:tblPr>
+      <w:tblGrid>
+        <w:gridCol w:w="6628"/>
+        <w:gridCol w:w="3088"/>
+      </w:tblGrid>
+      <w:tr>
+        <w:tc>
+          <w:tcPr>
+            <w:tcW w:w="6628" w:type="dxa"/>
+          </w:tcPr>
+          <w:p>
+            <w:pPr>
+              <w:pStyle w:val="BodyText"/>
+              <w:tabs>
+                <w:tab w:val="left" w:pos="1562"/>
+                <w:tab w:val="left" w:pos="1845"/>
+                <w:tab w:val="left" w:pos="8132"/>
+              </w:tabs>
+              <w:spacing w:before="154"/>
+              <w:rPr>
+                <w:lang w:val="en-US"/>
+              </w:rPr>
+            </w:pPr>
+            <w:r>
+              <w:rPr>
+                <w:spacing w:val="-2"/>
+              </w:rPr>
+              <w:t>Nomor</w:t>
+            </w:r>
+            <w:r>
+              <w:rPr>
+                <w:spacing w:val="-2"/>
+                <w:lang w:val="en-US"/>
+              </w:rPr>
+              <w:t xml:space="preserve">                 </w:t>
+            </w:r>
+            <w:r>
+              <w:rPr>
+                <w:spacing w:val="-10"/>
+              </w:rPr>
+              <w:t>:</w:t>
+            </w:r>
+            <w:r>
+              <w:rPr>
+                <w:spacing w:val="-10"/>
+                <w:lang w:val="en-US"/>
+              </w:rPr>
+              <w:t xml:space="preserve">     </w:t>
+            </w:r>
+            <w:r>
+              <w:rPr>
+                <w:lang w:val="en-US"/>
+              </w:rPr>
+              <w:t>${no_surat_penelaah}</w:t>
+            </w:r>
+            <w:r>
+              <w:rPr>
+                <w:spacing w:val="-4"/>
+                <w:lang w:val="en-US"/>
+              </w:rPr>
+              <w:t xml:space="preserve"/>
+            </w:r>
+            <w:proofErr w:type="spellStart"/>
+            <w:r>
+              <w:rPr>
+                <w:spacing w:val="-4"/>
+                <w:lang w:val="en-US"/>
+              </w:rPr>
+              <w:t/>
+            </w:r>
+            <w:proofErr w:type="spellEnd"/>
+            <w:r>
+              <w:rPr>
+                <w:spacing w:val="-4"/>
+                <w:lang w:val="en-US"/>
+              </w:rPr>
+              <w:t xml:space="preserve"/>
+            </w:r>
+            <w:r>
+              <w:rPr>
+                <w:spacing w:val="-4"/>
+              </w:rPr>
+              <w:t/>
+            </w:r>
+            <w:r>
+              <w:rPr>
+                <w:spacing w:val="-4"/>
+                <w:lang w:val="en-US"/>
+              </w:rPr>
+              <w:t/>
+            </w:r>
+          </w:p>
+        </w:tc>
+        <w:tc>
+          <w:tcPr>
+            <w:tcW w:w="3088" w:type="dxa"/>
+          </w:tcPr>
+          <w:p>
+            <w:pPr>
+              <w:pStyle w:val="BodyText"/>
+              <w:tabs>
+                <w:tab w:val="left" w:pos="1562"/>
+                <w:tab w:val="left" w:pos="1845"/>
+                <w:tab w:val="left" w:pos="8132"/>
+              </w:tabs>
+              <w:spacing w:before="154"/>
+              <w:rPr>
+                <w:lang w:val="en-US"/>
+              </w:rPr>
+            </w:pPr>
+            <w:r>
+              <w:rPr>
+                <w:lang w:val="en-US"/>
+              </w:rPr>
+              <w:t>${tgl_penelaah}</w:t>
+            </w:r>
+            <w:r>
+              <w:rPr>
+                <w:spacing w:val="-4"/>
+              </w:rPr>
+              <w:t/>
+            </w:r>
+            <w:bookmarkStart w:id="1" w:name="_GoBack"/>
+            <w:bookmarkEnd w:id="1"/>
+            <w:r>
+              <w:rPr>
+                <w:spacing w:val="-4"/>
+              </w:rPr>
+              <w:t/>
+            </w:r>
+            <w:r>
+              <w:rPr>
+                <w:spacing w:val="-4"/>
+                <w:lang w:val="en-US"/>
+              </w:rPr>
+              <w:t/>
+            </w:r>
+          </w:p>
+        </w:tc>
+      </w:tr>
+    </w:tbl>
     <w:p>
       <w:pPr>
         <w:pStyle w:val="BodyText"/>
@@ -1044,7 +1147,10 @@
         <w:jc w:val="both"/>
       </w:pPr>
       <w:r>
-        <w:t>Melalui surat dengan hormat kami sampaikan permohonan kiranya Bapak berkenan menjadi Tim Penelaah Proposal Penelitian Disertasi bagi mahasiswa Program Doktor Teknik Geofisika, yaitu:</w:t>
+        <w:t xml:space="preserve">Melalui surat dengan hormat kami sampaikan permohonan kiranya Bapak berkenan menjadi Tim Penelaah Proposal Penelitian Disertasi </w:t>
+      </w:r>
+      <w:r>
+        <w:t>bagi mahasiswa Program Doktor Teknik Geofisika, yaitu:</w:t>
       </w:r>
     </w:p>
     <w:p>
@@ -2086,6 +2192,7 @@
           <w:b w:val="0"/>
           <w:u w:val="single"/>
         </w:rPr>
+        <w:lastRenderedPageBreak/>
         <w:t>${nama_wda}</w:t>
       </w:r>
       <w:r>
@@ -2143,6 +2250,7 @@
         </w:tabs>
       </w:pPr>
       <w:r>
+        <w:lastRenderedPageBreak/>
         <w:t>Ketua</w:t>
       </w:r>
       <w:r>
@@ -2250,7 +2358,7 @@
 </file>
 
 <file path=word/numbering.xml><?xml version="1.0" encoding="utf-8"?>
-<w:numbering xmlns:wpc="http://schemas.microsoft.com/office/word/2010/wordprocessingCanvas" xmlns:cx="http://schemas.microsoft.com/office/drawing/2014/chartex" xmlns:cx1="http://schemas.microsoft.com/office/drawing/2015/9/8/chartex" xmlns:cx2="http://schemas.microsoft.com/office/drawing/2015/10/21/chartex" xmlns:cx3="http://schemas.microsoft.com/office/drawing/2016/5/9/chartex" xmlns:cx4="http://schemas.microsoft.com/office/drawing/2016/5/10/chartex" xmlns:cx5="http://schemas.microsoft.com/office/drawing/2016/5/11/chartex" xmlns:cx6="http://schemas.microsoft.com/office/drawing/2016/5/12/chartex" xmlns:cx7="http://schemas.microsoft.com/office/drawing/2016/5/13/chartex" xmlns:cx8="http://schemas.microsoft.com/office/drawing/2016/5/14/chartex" xmlns:mc="http://schemas.openxmlformats.org/markup-compatibility/2006" xmlns:aink="http://schemas.microsoft.com/office/drawing/2016/ink" xmlns:am3d="http://schemas.microsoft.com/office/drawing/2017/model3d" xmlns:o="urn:schemas-microsoft-com:office:office" xmlns:oel="http://schemas.microsoft.com/office/2019/extlst" xmlns:r="http://schemas.openxmlformats.org/officeDocument/2006/relationships" xmlns:m="http://schemas.openxmlformats.org/officeDocument/2006/math" xmlns:v="urn:schemas-microsoft-com:vml" xmlns:wp14="http://schemas.microsoft.com/office/word/2010/wordprocessingDrawing" xmlns:wp="http://schemas.openxmlformats.org/drawingml/2006/wordprocessingDrawing" xmlns:w10="urn:schemas-microsoft-com:office:word" xmlns:w="http://schemas.openxmlformats.org/wordprocessingml/2006/main" xmlns:w14="http://schemas.microsoft.com/office/word/2010/wordml" xmlns:w15="http://schemas.microsoft.com/office/word/2012/wordml" xmlns:w16cex="http://schemas.microsoft.com/office/word/2018/wordml/cex" xmlns:w16cid="http://schemas.microsoft.com/office/word/2016/wordml/cid" xmlns:w16="http://schemas.microsoft.com/office/word/2018/wordml" xmlns:w16du="http://schemas.microsoft.com/office/word/2023/wordml/word16du" xmlns:w16sdtdh="http://schemas.microsoft.com/office/word/2020/wordml/sdtdatahash" xmlns:w16sdtfl="http://schemas.microsoft.com/office/word/2024/wordml/sdtformatlock" xmlns:w16se="http://schemas.microsoft.com/office/word/2015/wordml/symex" xmlns:wpg="http://schemas.microsoft.com/office/word/2010/wordprocessingGroup" xmlns:wpi="http://schemas.microsoft.com/office/word/2010/wordprocessingInk" xmlns:wne="http://schemas.microsoft.com/office/word/2006/wordml" xmlns:wps="http://schemas.microsoft.com/office/word/2010/wordprocessingShape" mc:Ignorable="w14 w15 w16se w16cid w16 w16cex w16sdtdh w16sdtfl w16du wp14">
+<w:numbering xmlns:wpc="http://schemas.microsoft.com/office/word/2010/wordprocessingCanvas" xmlns:cx="http://schemas.microsoft.com/office/drawing/2014/chartex" xmlns:mc="http://schemas.openxmlformats.org/markup-compatibility/2006" xmlns:o="urn:schemas-microsoft-com:office:office" xmlns:r="http://schemas.openxmlformats.org/officeDocument/2006/relationships" xmlns:m="http://schemas.openxmlformats.org/officeDocument/2006/math" xmlns:v="urn:schemas-microsoft-com:vml" xmlns:wp14="http://schemas.microsoft.com/office/word/2010/wordprocessingDrawing" xmlns:wp="http://schemas.openxmlformats.org/drawingml/2006/wordprocessingDrawing" xmlns:w10="urn:schemas-microsoft-com:office:word" xmlns:w="http://schemas.openxmlformats.org/wordprocessingml/2006/main" xmlns:w14="http://schemas.microsoft.com/office/word/2010/wordml" xmlns:w15="http://schemas.microsoft.com/office/word/2012/wordml" xmlns:w16se="http://schemas.microsoft.com/office/word/2015/wordml/symex" xmlns:wpg="http://schemas.microsoft.com/office/word/2010/wordprocessingGroup" xmlns:wpi="http://schemas.microsoft.com/office/word/2010/wordprocessingInk" xmlns:wne="http://schemas.microsoft.com/office/word/2006/wordml" xmlns:wps="http://schemas.microsoft.com/office/word/2010/wordprocessingShape" mc:Ignorable="w14 w15 w16se wp14">
   <w:abstractNum w:abstractNumId="0" w15:restartNumberingAfterBreak="0">
     <w:nsid w:val="693D0718"/>
     <w:multiLevelType w:val="hybridMultilevel"/>
@@ -2374,14 +2482,14 @@
       </w:rPr>
     </w:lvl>
   </w:abstractNum>
-  <w:num w:numId="1" w16cid:durableId="544487646">
+  <w:num w:numId="1">
     <w:abstractNumId w:val="0"/>
   </w:num>
 </w:numbering>
 </file>
 
 <file path=word/styles.xml><?xml version="1.0" encoding="utf-8"?>
-<w:styles xmlns:mc="http://schemas.openxmlformats.org/markup-compatibility/2006" xmlns:r="http://schemas.openxmlformats.org/officeDocument/2006/relationships" xmlns:w="http://schemas.openxmlformats.org/wordprocessingml/2006/main" xmlns:w14="http://schemas.microsoft.com/office/word/2010/wordml" xmlns:w15="http://schemas.microsoft.com/office/word/2012/wordml" xmlns:w16cex="http://schemas.microsoft.com/office/word/2018/wordml/cex" xmlns:w16cid="http://schemas.microsoft.com/office/word/2016/wordml/cid" xmlns:w16="http://schemas.microsoft.com/office/word/2018/wordml" xmlns:w16du="http://schemas.microsoft.com/office/word/2023/wordml/word16du" xmlns:w16sdtdh="http://schemas.microsoft.com/office/word/2020/wordml/sdtdatahash" xmlns:w16sdtfl="http://schemas.microsoft.com/office/word/2024/wordml/sdtformatlock" xmlns:w16se="http://schemas.microsoft.com/office/word/2015/wordml/symex" mc:Ignorable="w14 w15 w16se w16cid w16 w16cex w16sdtdh w16sdtfl w16du">
+<w:styles xmlns:mc="http://schemas.openxmlformats.org/markup-compatibility/2006" xmlns:r="http://schemas.openxmlformats.org/officeDocument/2006/relationships" xmlns:w="http://schemas.openxmlformats.org/wordprocessingml/2006/main" xmlns:w14="http://schemas.microsoft.com/office/word/2010/wordml" xmlns:w15="http://schemas.microsoft.com/office/word/2012/wordml" xmlns:w16se="http://schemas.microsoft.com/office/word/2015/wordml/symex" mc:Ignorable="w14 w15 w16se">
   <w:docDefaults>
     <w:rPrDefault>
       <w:rPr>
@@ -2399,7 +2507,7 @@
       </w:pPr>
     </w:pPrDefault>
   </w:docDefaults>
-  <w:latentStyles w:defLockedState="0" w:defUIPriority="99" w:defSemiHidden="0" w:defUnhideWhenUsed="0" w:defQFormat="0" w:count="376">
+  <w:latentStyles w:defLockedState="0" w:defUIPriority="99" w:defSemiHidden="0" w:defUnhideWhenUsed="0" w:defQFormat="0" w:count="371">
     <w:lsdException w:name="Normal" w:uiPriority="0" w:qFormat="1"/>
     <w:lsdException w:name="heading 1" w:uiPriority="9" w:qFormat="1"/>
     <w:lsdException w:name="heading 2" w:semiHidden="1" w:uiPriority="9" w:unhideWhenUsed="1" w:qFormat="1"/>
@@ -2771,11 +2879,6 @@
     <w:lsdException w:name="List Table 5 Dark Accent 6" w:uiPriority="50"/>
     <w:lsdException w:name="List Table 6 Colorful Accent 6" w:uiPriority="51"/>
     <w:lsdException w:name="List Table 7 Colorful Accent 6" w:uiPriority="52"/>
-    <w:lsdException w:name="Mention" w:semiHidden="1" w:unhideWhenUsed="1"/>
-    <w:lsdException w:name="Smart Hyperlink" w:semiHidden="1" w:unhideWhenUsed="1"/>
-    <w:lsdException w:name="Hashtag" w:semiHidden="1" w:unhideWhenUsed="1"/>
-    <w:lsdException w:name="Unresolved Mention" w:semiHidden="1" w:unhideWhenUsed="1"/>
-    <w:lsdException w:name="Smart Link" w:semiHidden="1" w:unhideWhenUsed="1"/>
   </w:latentStyles>
   <w:style w:type="paragraph" w:default="1" w:styleId="Normal">
     <w:name w:val="Normal"/>
@@ -2871,6 +2974,22 @@
     <w:pPr>
       <w:spacing w:line="225" w:lineRule="exact"/>
     </w:pPr>
+  </w:style>
+  <w:style w:type="table" w:styleId="TableGrid">
+    <w:name w:val="Table Grid"/>
+    <w:basedOn w:val="TableNormal"/>
+    <w:uiPriority w:val="39"/>
+    <w:rsid w:val="007437AC"/>
+    <w:tblPr>
+      <w:tblBorders>
+        <w:top w:val="single" w:sz="4" w:space="0" w:color="auto"/>
+        <w:left w:val="single" w:sz="4" w:space="0" w:color="auto"/>
+        <w:bottom w:val="single" w:sz="4" w:space="0" w:color="auto"/>
+        <w:right w:val="single" w:sz="4" w:space="0" w:color="auto"/>
+        <w:insideH w:val="single" w:sz="4" w:space="0" w:color="auto"/>
+        <w:insideV w:val="single" w:sz="4" w:space="0" w:color="auto"/>
+      </w:tblBorders>
+    </w:tblPr>
   </w:style>
 </w:styles>
 </file>
